--- a/cv/cv_okiess_en.docx
+++ b/cv/cv_okiess_en.docx
@@ -56,7 +56,7 @@
           <w:rtl w:val="0"/>
           <w:lang w:val="de-DE"/>
         </w:rPr>
-        <w:t>Latest update: 15/11/2025</w:t>
+        <w:t>Latest update: 04/07/2026</w:t>
       </w:r>
     </w:p>
     <w:p>
